--- a/Design/MVP Level 1 - Conversations/2026-08-27 Design Conversations.docx
+++ b/Design/MVP Level 1 - Conversations/2026-08-27 Design Conversations.docx
@@ -448,7 +448,7 @@
       <w:pPr>
         <w:numPr>
           <w:ilvl w:val="0"/>
-          <w:numId w:val="1"/>
+          <w:numId w:val="2"/>
         </w:numPr>
         <w:spacing w:before="100" w:beforeAutospacing="1" w:after="100" w:afterAutospacing="1" w:line="240" w:lineRule="auto"/>
         <w:rPr>
@@ -480,7 +480,7 @@
       <w:pPr>
         <w:numPr>
           <w:ilvl w:val="0"/>
-          <w:numId w:val="1"/>
+          <w:numId w:val="2"/>
         </w:numPr>
         <w:spacing w:before="100" w:beforeAutospacing="1" w:after="100" w:afterAutospacing="1" w:line="240" w:lineRule="auto"/>
         <w:rPr>
@@ -512,7 +512,7 @@
       <w:pPr>
         <w:numPr>
           <w:ilvl w:val="0"/>
-          <w:numId w:val="1"/>
+          <w:numId w:val="2"/>
         </w:numPr>
         <w:spacing w:before="100" w:beforeAutospacing="1" w:after="100" w:afterAutospacing="1" w:line="240" w:lineRule="auto"/>
         <w:rPr>
@@ -544,7 +544,7 @@
       <w:pPr>
         <w:numPr>
           <w:ilvl w:val="0"/>
-          <w:numId w:val="1"/>
+          <w:numId w:val="2"/>
         </w:numPr>
         <w:spacing w:before="100" w:beforeAutospacing="1" w:after="100" w:afterAutospacing="1" w:line="240" w:lineRule="auto"/>
         <w:rPr>
@@ -576,7 +576,7 @@
       <w:pPr>
         <w:numPr>
           <w:ilvl w:val="0"/>
-          <w:numId w:val="1"/>
+          <w:numId w:val="2"/>
         </w:numPr>
         <w:spacing w:before="100" w:beforeAutospacing="1" w:after="100" w:afterAutospacing="1" w:line="240" w:lineRule="auto"/>
         <w:rPr>
@@ -608,7 +608,7 @@
       <w:pPr>
         <w:numPr>
           <w:ilvl w:val="0"/>
-          <w:numId w:val="1"/>
+          <w:numId w:val="2"/>
         </w:numPr>
         <w:spacing w:before="100" w:beforeAutospacing="1" w:after="100" w:afterAutospacing="1" w:line="240" w:lineRule="auto"/>
         <w:rPr>
@@ -1899,6 +1899,638 @@
           <w14:ligatures w14:val="none"/>
         </w:rPr>
         <w:t>Added. The package usage guide now explicitly needs a beginner-friendly “Hello, world” walkthrough for writing a first small script with the generated device package.</w:t>
+      </w:r>
+    </w:p>
+    <w:p>
+      <w:pPr>
+        <w:spacing w:before="100" w:beforeAutospacing="1" w:after="100" w:afterAutospacing="1" w:line="240" w:lineRule="auto"/>
+        <w:outlineLvl w:val="4"/>
+        <w:rPr>
+          <w:rFonts w:ascii="Times New Roman" w:eastAsia="Times New Roman" w:hAnsi="Times New Roman" w:cs="Times New Roman"/>
+          <w:b/>
+          <w:bCs/>
+          <w:kern w:val="0"/>
+          <w:sz w:val="20"/>
+          <w:szCs w:val="20"/>
+          <w14:ligatures w14:val="none"/>
+        </w:rPr>
+      </w:pPr>
+      <w:r>
+        <w:rPr>
+          <w:rFonts w:ascii="Times New Roman" w:eastAsia="Times New Roman" w:hAnsi="Times New Roman" w:cs="Times New Roman"/>
+          <w:b/>
+          <w:bCs/>
+          <w:kern w:val="0"/>
+          <w:sz w:val="20"/>
+          <w:szCs w:val="20"/>
+          <w14:ligatures w14:val="none"/>
+        </w:rPr>
+        <w:t>You said:</w:t>
+      </w:r>
+    </w:p>
+    <w:p>
+      <w:pPr>
+        <w:spacing w:after="0" w:line="240" w:lineRule="auto"/>
+        <w:rPr>
+          <w:rFonts w:ascii="Times New Roman" w:eastAsia="Times New Roman" w:hAnsi="Times New Roman" w:cs="Times New Roman"/>
+          <w:kern w:val="0"/>
+          <w14:ligatures w14:val="none"/>
+        </w:rPr>
+      </w:pPr>
+      <w:r>
+        <w:rPr>
+          <w:rFonts w:ascii="Times New Roman" w:eastAsia="Times New Roman" w:hAnsi="Times New Roman" w:cs="Times New Roman"/>
+          <w:kern w:val="0"/>
+          <w14:ligatures w14:val="none"/>
+        </w:rPr>
+        <w:t>Also - let's make the human-readable outputs a bit more thorough. This step is important, and we want a human to be able to read through and see that a basic MVP feature set has been implemented and tested to work. We want them to read that and leave it with full confidence that this package is going to work without errors for them down the road, so show the evidence of that clearly.</w:t>
+      </w:r>
+    </w:p>
+    <w:p>
+      <w:pPr>
+        <w:spacing w:before="100" w:beforeAutospacing="1" w:after="100" w:afterAutospacing="1" w:line="240" w:lineRule="auto"/>
+        <w:outlineLvl w:val="5"/>
+        <w:rPr>
+          <w:rFonts w:ascii="Times New Roman" w:eastAsia="Times New Roman" w:hAnsi="Times New Roman" w:cs="Times New Roman"/>
+          <w:b/>
+          <w:bCs/>
+          <w:kern w:val="0"/>
+          <w:sz w:val="15"/>
+          <w:szCs w:val="15"/>
+          <w14:ligatures w14:val="none"/>
+        </w:rPr>
+      </w:pPr>
+      <w:r>
+        <w:rPr>
+          <w:rFonts w:ascii="Times New Roman" w:eastAsia="Times New Roman" w:hAnsi="Times New Roman" w:cs="Times New Roman"/>
+          <w:b/>
+          <w:bCs/>
+          <w:kern w:val="0"/>
+          <w:sz w:val="15"/>
+          <w:szCs w:val="15"/>
+          <w14:ligatures w14:val="none"/>
+        </w:rPr>
+        <w:t>The assistant said:</w:t>
+      </w:r>
+    </w:p>
+    <w:p>
+      <w:pPr>
+        <w:spacing w:after="0" w:line="240" w:lineRule="auto"/>
+        <w:rPr>
+          <w:rFonts w:ascii="Times New Roman" w:eastAsia="Times New Roman" w:hAnsi="Times New Roman" w:cs="Times New Roman"/>
+          <w:kern w:val="0"/>
+          <w14:ligatures w14:val="none"/>
+        </w:rPr>
+      </w:pPr>
+      <w:r>
+        <w:rPr>
+          <w:rFonts w:ascii="Times New Roman" w:eastAsia="Times New Roman" w:hAnsi="Times New Roman" w:cs="Times New Roman"/>
+          <w:kern w:val="0"/>
+          <w14:ligatures w14:val="none"/>
+        </w:rPr>
+        <w:t>Thought for 4s</w:t>
+      </w:r>
+    </w:p>
+    <w:p>
+      <w:pPr>
+        <w:spacing w:before="100" w:beforeAutospacing="1" w:after="100" w:afterAutospacing="1" w:line="240" w:lineRule="auto"/>
+        <w:rPr>
+          <w:rFonts w:ascii="Times New Roman" w:eastAsia="Times New Roman" w:hAnsi="Times New Roman" w:cs="Times New Roman"/>
+          <w:kern w:val="0"/>
+          <w14:ligatures w14:val="none"/>
+        </w:rPr>
+      </w:pPr>
+      <w:r>
+        <w:rPr>
+          <w:rFonts w:ascii="Times New Roman" w:eastAsia="Times New Roman" w:hAnsi="Times New Roman" w:cs="Times New Roman"/>
+          <w:kern w:val="0"/>
+          <w14:ligatures w14:val="none"/>
+        </w:rPr>
+        <w:t xml:space="preserve">I’ll strengthen the </w:t>
+      </w:r>
+      <w:r>
+        <w:rPr>
+          <w:rFonts w:ascii="Times New Roman" w:eastAsia="Times New Roman" w:hAnsi="Times New Roman" w:cs="Times New Roman"/>
+          <w:b/>
+          <w:bCs/>
+          <w:kern w:val="0"/>
+          <w14:ligatures w14:val="none"/>
+        </w:rPr>
+        <w:t>human-readable evidence requirements</w:t>
+      </w:r>
+      <w:r>
+        <w:rPr>
+          <w:rFonts w:ascii="Times New Roman" w:eastAsia="Times New Roman" w:hAnsi="Times New Roman" w:cs="Times New Roman"/>
+          <w:kern w:val="0"/>
+          <w14:ligatures w14:val="none"/>
+        </w:rPr>
+        <w:t xml:space="preserve"> so the agent produces thorough, confidence-building documentation of what was implemented, tested, observed, and proven.</w:t>
+      </w:r>
+    </w:p>
+    <w:p>
+      <w:pPr>
+        <w:spacing w:after="0" w:line="240" w:lineRule="auto"/>
+        <w:rPr>
+          <w:rFonts w:ascii="Times New Roman" w:eastAsia="Times New Roman" w:hAnsi="Times New Roman" w:cs="Times New Roman"/>
+          <w:kern w:val="0"/>
+          <w14:ligatures w14:val="none"/>
+        </w:rPr>
+      </w:pPr>
+      <w:r>
+        <w:rPr>
+          <w:rFonts w:ascii="Times New Roman" w:eastAsia="Times New Roman" w:hAnsi="Times New Roman" w:cs="Times New Roman"/>
+          <w:kern w:val="0"/>
+          <w14:ligatures w14:val="none"/>
+        </w:rPr>
+        <w:t>Updated instructions</w:t>
+      </w:r>
+    </w:p>
+    <w:p>
+      <w:pPr>
+        <w:spacing w:after="0" w:line="240" w:lineRule="auto"/>
+        <w:rPr>
+          <w:rFonts w:ascii="Times New Roman" w:eastAsia="Times New Roman" w:hAnsi="Times New Roman" w:cs="Times New Roman"/>
+          <w:kern w:val="0"/>
+          <w14:ligatures w14:val="none"/>
+        </w:rPr>
+      </w:pPr>
+      <w:r>
+        <w:rPr>
+          <w:rFonts w:ascii="Times New Roman" w:eastAsia="Times New Roman" w:hAnsi="Times New Roman" w:cs="Times New Roman"/>
+          <w:kern w:val="0"/>
+          <w14:ligatures w14:val="none"/>
+        </w:rPr>
+        <w:t>Summary of changes</w:t>
+      </w:r>
+    </w:p>
+    <w:p>
+      <w:pPr>
+        <w:spacing w:before="100" w:beforeAutospacing="1" w:after="100" w:afterAutospacing="1" w:line="240" w:lineRule="auto"/>
+        <w:rPr>
+          <w:rFonts w:ascii="Times New Roman" w:eastAsia="Times New Roman" w:hAnsi="Times New Roman" w:cs="Times New Roman"/>
+          <w:kern w:val="0"/>
+          <w14:ligatures w14:val="none"/>
+        </w:rPr>
+      </w:pPr>
+      <w:r>
+        <w:rPr>
+          <w:rFonts w:ascii="Times New Roman" w:eastAsia="Times New Roman" w:hAnsi="Times New Roman" w:cs="Times New Roman"/>
+          <w:kern w:val="0"/>
+          <w14:ligatures w14:val="none"/>
+        </w:rPr>
+        <w:t>Strengthened the audience/evidence guidance so human-readable outputs must build confidence that the MVP package was implemented, tested, and is likely to work for future scripts when used as documented.</w:t>
+      </w:r>
+    </w:p>
+    <w:p>
+      <w:pPr>
+        <w:spacing w:before="100" w:beforeAutospacing="1" w:after="100" w:afterAutospacing="1" w:line="240" w:lineRule="auto"/>
+        <w:rPr>
+          <w:rFonts w:ascii="Times New Roman" w:eastAsia="Times New Roman" w:hAnsi="Times New Roman" w:cs="Times New Roman"/>
+          <w:kern w:val="0"/>
+          <w14:ligatures w14:val="none"/>
+        </w:rPr>
+      </w:pPr>
+      <w:r>
+        <w:rPr>
+          <w:rFonts w:ascii="Times New Roman" w:eastAsia="Times New Roman" w:hAnsi="Times New Roman" w:cs="Times New Roman"/>
+          <w:kern w:val="0"/>
+          <w14:ligatures w14:val="none"/>
+        </w:rPr>
+        <w:lastRenderedPageBreak/>
+        <w:t>Expanded the run summary requirements to include APIs exercised, expected versus observed evidence, artifact explanations, restoration confirmation, independent sanity-check instructions, and a grounded confidence level.</w:t>
+      </w:r>
+    </w:p>
+    <w:p>
+      <w:pPr>
+        <w:spacing w:before="100" w:beforeAutospacing="1" w:after="100" w:afterAutospacing="1" w:line="240" w:lineRule="auto"/>
+        <w:rPr>
+          <w:rFonts w:ascii="Times New Roman" w:eastAsia="Times New Roman" w:hAnsi="Times New Roman" w:cs="Times New Roman"/>
+          <w:kern w:val="0"/>
+          <w14:ligatures w14:val="none"/>
+        </w:rPr>
+      </w:pPr>
+      <w:r>
+        <w:rPr>
+          <w:rFonts w:ascii="Times New Roman" w:eastAsia="Times New Roman" w:hAnsi="Times New Roman" w:cs="Times New Roman"/>
+          <w:kern w:val="0"/>
+          <w14:ligatures w14:val="none"/>
+        </w:rPr>
+        <w:t>Expanded the package usage guide requirements to connect the demo evidence to future user-written scripts and include common setup mistakes with simple checks.</w:t>
+      </w:r>
+    </w:p>
+    <w:p>
+      <w:pPr>
+        <w:spacing w:before="100" w:beforeAutospacing="1" w:after="100" w:afterAutospacing="1" w:line="240" w:lineRule="auto"/>
+        <w:rPr>
+          <w:rFonts w:ascii="Times New Roman" w:eastAsia="Times New Roman" w:hAnsi="Times New Roman" w:cs="Times New Roman"/>
+          <w:kern w:val="0"/>
+          <w14:ligatures w14:val="none"/>
+        </w:rPr>
+      </w:pPr>
+      <w:r>
+        <w:rPr>
+          <w:rFonts w:ascii="Times New Roman" w:eastAsia="Times New Roman" w:hAnsi="Times New Roman" w:cs="Times New Roman"/>
+          <w:kern w:val="0"/>
+          <w14:ligatures w14:val="none"/>
+        </w:rPr>
+        <w:t>Updated the final chat output guidance so result summaries name what was actually tested, what evidence proves it, and any remaining caveats.</w:t>
+      </w:r>
+    </w:p>
+    <w:p>
+      <w:pPr>
+        <w:spacing w:before="100" w:beforeAutospacing="1" w:after="100" w:afterAutospacing="1" w:line="240" w:lineRule="auto"/>
+        <w:rPr>
+          <w:rFonts w:ascii="Times New Roman" w:eastAsia="Times New Roman" w:hAnsi="Times New Roman" w:cs="Times New Roman"/>
+          <w:kern w:val="0"/>
+          <w14:ligatures w14:val="none"/>
+        </w:rPr>
+      </w:pPr>
+      <w:r>
+        <w:rPr>
+          <w:rFonts w:ascii="Times New Roman" w:eastAsia="Times New Roman" w:hAnsi="Times New Roman" w:cs="Times New Roman"/>
+          <w:kern w:val="0"/>
+          <w14:ligatures w14:val="none"/>
+        </w:rPr>
+        <w:t>Done. The draft now makes the human-readable outputs more thorough and explicitly confidence-building, while still requiring caveats to stay grounded in what was actually tested.</w:t>
+      </w:r>
+    </w:p>
+    <w:p>
+      <w:pPr>
+        <w:spacing w:before="100" w:beforeAutospacing="1" w:after="100" w:afterAutospacing="1" w:line="240" w:lineRule="auto"/>
+        <w:rPr>
+          <w:rFonts w:ascii="Times New Roman" w:eastAsia="Times New Roman" w:hAnsi="Times New Roman" w:cs="Times New Roman"/>
+          <w:kern w:val="0"/>
+          <w14:ligatures w14:val="none"/>
+        </w:rPr>
+      </w:pPr>
+      <w:r>
+        <w:rPr>
+          <w:rFonts w:ascii="Times New Roman" w:eastAsia="Times New Roman" w:hAnsi="Times New Roman" w:cs="Times New Roman"/>
+          <w:kern w:val="0"/>
+          <w14:ligatures w14:val="none"/>
+        </w:rPr>
+        <w:t xml:space="preserve">Click </w:t>
+      </w:r>
+      <w:r>
+        <w:rPr>
+          <w:rFonts w:ascii="Times New Roman" w:eastAsia="Times New Roman" w:hAnsi="Times New Roman" w:cs="Times New Roman"/>
+          <w:b/>
+          <w:bCs/>
+          <w:kern w:val="0"/>
+          <w14:ligatures w14:val="none"/>
+        </w:rPr>
+        <w:t>Update</w:t>
+      </w:r>
+      <w:r>
+        <w:rPr>
+          <w:rFonts w:ascii="Times New Roman" w:eastAsia="Times New Roman" w:hAnsi="Times New Roman" w:cs="Times New Roman"/>
+          <w:kern w:val="0"/>
+          <w14:ligatures w14:val="none"/>
+        </w:rPr>
+        <w:t xml:space="preserve"> when you’re ready for these draft changes to apply to live runs.</w:t>
+      </w:r>
+    </w:p>
+    <w:p>
+      <w:pPr>
+        <w:spacing w:before="100" w:beforeAutospacing="1" w:after="100" w:afterAutospacing="1" w:line="240" w:lineRule="auto"/>
+        <w:outlineLvl w:val="4"/>
+        <w:rPr>
+          <w:rFonts w:ascii="Times New Roman" w:eastAsia="Times New Roman" w:hAnsi="Times New Roman" w:cs="Times New Roman"/>
+          <w:b/>
+          <w:bCs/>
+          <w:kern w:val="0"/>
+          <w:sz w:val="20"/>
+          <w:szCs w:val="20"/>
+          <w14:ligatures w14:val="none"/>
+        </w:rPr>
+      </w:pPr>
+      <w:r>
+        <w:rPr>
+          <w:rFonts w:ascii="Times New Roman" w:eastAsia="Times New Roman" w:hAnsi="Times New Roman" w:cs="Times New Roman"/>
+          <w:b/>
+          <w:bCs/>
+          <w:kern w:val="0"/>
+          <w:sz w:val="20"/>
+          <w:szCs w:val="20"/>
+          <w14:ligatures w14:val="none"/>
+        </w:rPr>
+        <w:t>You said:</w:t>
+      </w:r>
+    </w:p>
+    <w:p>
+      <w:pPr>
+        <w:spacing w:after="0" w:line="240" w:lineRule="auto"/>
+        <w:rPr>
+          <w:rFonts w:ascii="Times New Roman" w:eastAsia="Times New Roman" w:hAnsi="Times New Roman" w:cs="Times New Roman"/>
+          <w:kern w:val="0"/>
+          <w14:ligatures w14:val="none"/>
+        </w:rPr>
+      </w:pPr>
+      <w:r>
+        <w:rPr>
+          <w:rFonts w:ascii="Times New Roman" w:eastAsia="Times New Roman" w:hAnsi="Times New Roman" w:cs="Times New Roman"/>
+          <w:kern w:val="0"/>
+          <w14:ligatures w14:val="none"/>
+        </w:rPr>
+        <w:t>And, your number one job is to make that all true. So you need to test the stuff you write well - I don't want to have something that looks like it works, and then it doesn't! That's kind of miserable if we offload this work to an agent, it makes code that looks like it works but that we don't really know how to edit because it's so complex, and then we try to use the code and it doesn't work. We want what you make to be tested, well written, documented, editable within reason, etc.</w:t>
+      </w:r>
+    </w:p>
+    <w:p>
+      <w:pPr>
+        <w:spacing w:before="100" w:beforeAutospacing="1" w:after="100" w:afterAutospacing="1" w:line="240" w:lineRule="auto"/>
+        <w:outlineLvl w:val="5"/>
+        <w:rPr>
+          <w:rFonts w:ascii="Times New Roman" w:eastAsia="Times New Roman" w:hAnsi="Times New Roman" w:cs="Times New Roman"/>
+          <w:b/>
+          <w:bCs/>
+          <w:kern w:val="0"/>
+          <w:sz w:val="15"/>
+          <w:szCs w:val="15"/>
+          <w14:ligatures w14:val="none"/>
+        </w:rPr>
+      </w:pPr>
+      <w:r>
+        <w:rPr>
+          <w:rFonts w:ascii="Times New Roman" w:eastAsia="Times New Roman" w:hAnsi="Times New Roman" w:cs="Times New Roman"/>
+          <w:b/>
+          <w:bCs/>
+          <w:kern w:val="0"/>
+          <w:sz w:val="15"/>
+          <w:szCs w:val="15"/>
+          <w14:ligatures w14:val="none"/>
+        </w:rPr>
+        <w:t>The assistant said:</w:t>
+      </w:r>
+    </w:p>
+    <w:p>
+      <w:pPr>
+        <w:spacing w:after="0" w:line="240" w:lineRule="auto"/>
+        <w:rPr>
+          <w:rFonts w:ascii="Times New Roman" w:eastAsia="Times New Roman" w:hAnsi="Times New Roman" w:cs="Times New Roman"/>
+          <w:kern w:val="0"/>
+          <w14:ligatures w14:val="none"/>
+        </w:rPr>
+      </w:pPr>
+      <w:r>
+        <w:rPr>
+          <w:rFonts w:ascii="Times New Roman" w:eastAsia="Times New Roman" w:hAnsi="Times New Roman" w:cs="Times New Roman"/>
+          <w:kern w:val="0"/>
+          <w14:ligatures w14:val="none"/>
+        </w:rPr>
+        <w:t>Thought for 5s</w:t>
+      </w:r>
+    </w:p>
+    <w:p>
+      <w:pPr>
+        <w:spacing w:before="100" w:beforeAutospacing="1" w:after="100" w:afterAutospacing="1" w:line="240" w:lineRule="auto"/>
+        <w:rPr>
+          <w:rFonts w:ascii="Times New Roman" w:eastAsia="Times New Roman" w:hAnsi="Times New Roman" w:cs="Times New Roman"/>
+          <w:kern w:val="0"/>
+          <w14:ligatures w14:val="none"/>
+        </w:rPr>
+      </w:pPr>
+      <w:r>
+        <w:rPr>
+          <w:rFonts w:ascii="Times New Roman" w:eastAsia="Times New Roman" w:hAnsi="Times New Roman" w:cs="Times New Roman"/>
+          <w:kern w:val="0"/>
+          <w14:ligatures w14:val="none"/>
+        </w:rPr>
+        <w:t xml:space="preserve">I’ll make </w:t>
+      </w:r>
+      <w:r>
+        <w:rPr>
+          <w:rFonts w:ascii="Times New Roman" w:eastAsia="Times New Roman" w:hAnsi="Times New Roman" w:cs="Times New Roman"/>
+          <w:b/>
+          <w:bCs/>
+          <w:kern w:val="0"/>
+          <w14:ligatures w14:val="none"/>
+        </w:rPr>
+        <w:t>tested, reliable, editable code</w:t>
+      </w:r>
+      <w:r>
+        <w:rPr>
+          <w:rFonts w:ascii="Times New Roman" w:eastAsia="Times New Roman" w:hAnsi="Times New Roman" w:cs="Times New Roman"/>
+          <w:kern w:val="0"/>
+          <w14:ligatures w14:val="none"/>
+        </w:rPr>
+        <w:t xml:space="preserve"> the agent’s top implementation priority, so it must prove the package works rather than only producing plausible-looking files.</w:t>
+      </w:r>
+    </w:p>
+    <w:p>
+      <w:pPr>
+        <w:spacing w:after="0" w:line="240" w:lineRule="auto"/>
+        <w:rPr>
+          <w:rFonts w:ascii="Times New Roman" w:eastAsia="Times New Roman" w:hAnsi="Times New Roman" w:cs="Times New Roman"/>
+          <w:kern w:val="0"/>
+          <w14:ligatures w14:val="none"/>
+        </w:rPr>
+      </w:pPr>
+      <w:r>
+        <w:rPr>
+          <w:rFonts w:ascii="Times New Roman" w:eastAsia="Times New Roman" w:hAnsi="Times New Roman" w:cs="Times New Roman"/>
+          <w:kern w:val="0"/>
+          <w14:ligatures w14:val="none"/>
+        </w:rPr>
+        <w:t>Updated instructions</w:t>
+      </w:r>
+    </w:p>
+    <w:p>
+      <w:pPr>
+        <w:spacing w:before="100" w:beforeAutospacing="1" w:after="100" w:afterAutospacing="1" w:line="240" w:lineRule="auto"/>
+        <w:rPr>
+          <w:rFonts w:ascii="Times New Roman" w:eastAsia="Times New Roman" w:hAnsi="Times New Roman" w:cs="Times New Roman"/>
+          <w:kern w:val="0"/>
+          <w14:ligatures w14:val="none"/>
+        </w:rPr>
+      </w:pPr>
+      <w:r>
+        <w:rPr>
+          <w:rFonts w:ascii="Times New Roman" w:eastAsia="Times New Roman" w:hAnsi="Times New Roman" w:cs="Times New Roman"/>
+          <w:kern w:val="0"/>
+          <w14:ligatures w14:val="none"/>
+        </w:rPr>
+        <w:t>I’m tightening the opening role statement as well, so the reliability priority is visible immediately.</w:t>
+      </w:r>
+    </w:p>
+    <w:p>
+      <w:pPr>
+        <w:spacing w:after="0" w:line="240" w:lineRule="auto"/>
+        <w:rPr>
+          <w:rFonts w:ascii="Times New Roman" w:eastAsia="Times New Roman" w:hAnsi="Times New Roman" w:cs="Times New Roman"/>
+          <w:kern w:val="0"/>
+          <w14:ligatures w14:val="none"/>
+        </w:rPr>
+      </w:pPr>
+      <w:r>
+        <w:rPr>
+          <w:rFonts w:ascii="Times New Roman" w:eastAsia="Times New Roman" w:hAnsi="Times New Roman" w:cs="Times New Roman"/>
+          <w:kern w:val="0"/>
+          <w14:ligatures w14:val="none"/>
+        </w:rPr>
+        <w:t>Updated instructions</w:t>
+      </w:r>
+    </w:p>
+    <w:p>
+      <w:pPr>
+        <w:spacing w:after="0" w:line="240" w:lineRule="auto"/>
+        <w:rPr>
+          <w:rFonts w:ascii="Times New Roman" w:eastAsia="Times New Roman" w:hAnsi="Times New Roman" w:cs="Times New Roman"/>
+          <w:kern w:val="0"/>
+          <w14:ligatures w14:val="none"/>
+        </w:rPr>
+      </w:pPr>
+      <w:r>
+        <w:rPr>
+          <w:rFonts w:ascii="Times New Roman" w:eastAsia="Times New Roman" w:hAnsi="Times New Roman" w:cs="Times New Roman"/>
+          <w:kern w:val="0"/>
+          <w14:ligatures w14:val="none"/>
+        </w:rPr>
+        <w:t>Summary of changes</w:t>
+      </w:r>
+    </w:p>
+    <w:p>
+      <w:pPr>
+        <w:spacing w:before="100" w:beforeAutospacing="1" w:after="100" w:afterAutospacing="1" w:line="240" w:lineRule="auto"/>
+        <w:rPr>
+          <w:rFonts w:ascii="Times New Roman" w:eastAsia="Times New Roman" w:hAnsi="Times New Roman" w:cs="Times New Roman"/>
+          <w:kern w:val="0"/>
+          <w14:ligatures w14:val="none"/>
+        </w:rPr>
+      </w:pPr>
+      <w:r>
+        <w:rPr>
+          <w:rFonts w:ascii="Times New Roman" w:eastAsia="Times New Roman" w:hAnsi="Times New Roman" w:cs="Times New Roman"/>
+          <w:kern w:val="0"/>
+          <w14:ligatures w14:val="none"/>
+        </w:rPr>
+        <w:t>Made reliable, tested device-package implementation the agent’s top priority in the role statement.</w:t>
+      </w:r>
+    </w:p>
+    <w:p>
+      <w:pPr>
+        <w:spacing w:before="100" w:beforeAutospacing="1" w:after="100" w:afterAutospacing="1" w:line="240" w:lineRule="auto"/>
+        <w:rPr>
+          <w:rFonts w:ascii="Times New Roman" w:eastAsia="Times New Roman" w:hAnsi="Times New Roman" w:cs="Times New Roman"/>
+          <w:kern w:val="0"/>
+          <w14:ligatures w14:val="none"/>
+        </w:rPr>
+      </w:pPr>
+      <w:r>
+        <w:rPr>
+          <w:rFonts w:ascii="Times New Roman" w:eastAsia="Times New Roman" w:hAnsi="Times New Roman" w:cs="Times New Roman"/>
+          <w:kern w:val="0"/>
+          <w14:ligatures w14:val="none"/>
+        </w:rPr>
+        <w:t>Added guidance to optimize for code that is tested, understandable, documented, and editable rather than merely plausible-looking.</w:t>
+      </w:r>
+    </w:p>
+    <w:p>
+      <w:pPr>
+        <w:spacing w:before="100" w:beforeAutospacing="1" w:after="100" w:afterAutospacing="1" w:line="240" w:lineRule="auto"/>
+        <w:rPr>
+          <w:rFonts w:ascii="Times New Roman" w:eastAsia="Times New Roman" w:hAnsi="Times New Roman" w:cs="Times New Roman"/>
+          <w:kern w:val="0"/>
+          <w14:ligatures w14:val="none"/>
+        </w:rPr>
+      </w:pPr>
+      <w:r>
+        <w:rPr>
+          <w:rFonts w:ascii="Times New Roman" w:eastAsia="Times New Roman" w:hAnsi="Times New Roman" w:cs="Times New Roman"/>
+          <w:kern w:val="0"/>
+          <w14:ligatures w14:val="none"/>
+        </w:rPr>
+        <w:t>Added practical code-quality checks such as fresh package imports, syntax or compilation checks, included tests when present, and exercising public APIs through the demo script.</w:t>
+      </w:r>
+    </w:p>
+    <w:p>
+      <w:pPr>
+        <w:spacing w:before="100" w:beforeAutospacing="1" w:after="100" w:afterAutospacing="1" w:line="240" w:lineRule="auto"/>
+        <w:rPr>
+          <w:rFonts w:ascii="Times New Roman" w:eastAsia="Times New Roman" w:hAnsi="Times New Roman" w:cs="Times New Roman"/>
+          <w:kern w:val="0"/>
+          <w14:ligatures w14:val="none"/>
+        </w:rPr>
+      </w:pPr>
+      <w:r>
+        <w:rPr>
+          <w:rFonts w:ascii="Times New Roman" w:eastAsia="Times New Roman" w:hAnsi="Times New Roman" w:cs="Times New Roman"/>
+          <w:kern w:val="0"/>
+          <w14:ligatures w14:val="none"/>
+        </w:rPr>
+        <w:lastRenderedPageBreak/>
+        <w:t>Expanded the run summary to report which package APIs were exercised, what checks were performed, what evidence supports confidence, and what should not be assumed to work yet.</w:t>
+      </w:r>
+    </w:p>
+    <w:p>
+      <w:pPr>
+        <w:spacing w:before="100" w:beforeAutospacing="1" w:after="100" w:afterAutospacing="1" w:line="240" w:lineRule="auto"/>
+        <w:rPr>
+          <w:rFonts w:ascii="Times New Roman" w:eastAsia="Times New Roman" w:hAnsi="Times New Roman" w:cs="Times New Roman"/>
+          <w:kern w:val="0"/>
+          <w14:ligatures w14:val="none"/>
+        </w:rPr>
+      </w:pPr>
+      <w:r>
+        <w:rPr>
+          <w:rFonts w:ascii="Times New Roman" w:eastAsia="Times New Roman" w:hAnsi="Times New Roman" w:cs="Times New Roman"/>
+          <w:kern w:val="0"/>
+          <w14:ligatures w14:val="none"/>
+        </w:rPr>
+        <w:t>Added safety guidance that plausible-looking code must not substitute for real tests, imports, demo execution, readbacks, or other evidence.</w:t>
+      </w:r>
+    </w:p>
+    <w:p>
+      <w:pPr>
+        <w:spacing w:before="100" w:beforeAutospacing="1" w:after="100" w:afterAutospacing="1" w:line="240" w:lineRule="auto"/>
+        <w:rPr>
+          <w:rFonts w:ascii="Times New Roman" w:eastAsia="Times New Roman" w:hAnsi="Times New Roman" w:cs="Times New Roman"/>
+          <w:kern w:val="0"/>
+          <w14:ligatures w14:val="none"/>
+        </w:rPr>
+      </w:pPr>
+      <w:r>
+        <w:rPr>
+          <w:rFonts w:ascii="Times New Roman" w:eastAsia="Times New Roman" w:hAnsi="Times New Roman" w:cs="Times New Roman"/>
+          <w:kern w:val="0"/>
+          <w14:ligatures w14:val="none"/>
+        </w:rPr>
+        <w:t xml:space="preserve">Updated. The draft now makes the agent’s top priority: </w:t>
+      </w:r>
+      <w:r>
+        <w:rPr>
+          <w:rFonts w:ascii="Times New Roman" w:eastAsia="Times New Roman" w:hAnsi="Times New Roman" w:cs="Times New Roman"/>
+          <w:b/>
+          <w:bCs/>
+          <w:kern w:val="0"/>
+          <w14:ligatures w14:val="none"/>
+        </w:rPr>
+        <w:t>write code that actually works, test it well, document it clearly, and keep it editable</w:t>
+      </w:r>
+      <w:r>
+        <w:rPr>
+          <w:rFonts w:ascii="Times New Roman" w:eastAsia="Times New Roman" w:hAnsi="Times New Roman" w:cs="Times New Roman"/>
+          <w:kern w:val="0"/>
+          <w14:ligatures w14:val="none"/>
+        </w:rPr>
+        <w:t>.</w:t>
+      </w:r>
+    </w:p>
+    <w:p>
+      <w:pPr>
+        <w:spacing w:before="100" w:beforeAutospacing="1" w:after="100" w:afterAutospacing="1" w:line="240" w:lineRule="auto"/>
+        <w:rPr>
+          <w:rFonts w:ascii="Times New Roman" w:eastAsia="Times New Roman" w:hAnsi="Times New Roman" w:cs="Times New Roman"/>
+          <w:kern w:val="0"/>
+          <w14:ligatures w14:val="none"/>
+        </w:rPr>
+      </w:pPr>
+      <w:r>
+        <w:rPr>
+          <w:rFonts w:ascii="Times New Roman" w:eastAsia="Times New Roman" w:hAnsi="Times New Roman" w:cs="Times New Roman"/>
+          <w:kern w:val="0"/>
+          <w14:ligatures w14:val="none"/>
+        </w:rPr>
+        <w:t>It also now requires the agent to clearly distinguish real evidence from anything untested or merely plausible.</w:t>
       </w:r>
     </w:p>
     <w:p/>
@@ -1915,9 +2547,9 @@
 <file path=word/numbering.xml><?xml version="1.0" encoding="utf-8"?>
 <w:numbering xmlns:wpc="http://schemas.microsoft.com/office/word/2010/wordprocessingCanvas" xmlns:cx="http://schemas.microsoft.com/office/drawing/2014/chartex" xmlns:cx1="http://schemas.microsoft.com/office/drawing/2015/9/8/chartex" xmlns:cx2="http://schemas.microsoft.com/office/drawing/2015/10/21/chartex" xmlns:cx3="http://schemas.microsoft.com/office/drawing/2016/5/9/chartex" xmlns:cx4="http://schemas.microsoft.com/office/drawing/2016/5/10/chartex" xmlns:cx5="http://schemas.microsoft.com/office/drawing/2016/5/11/chartex" xmlns:cx6="http://schemas.microsoft.com/office/drawing/2016/5/12/chartex" xmlns:cx7="http://schemas.microsoft.com/office/drawing/2016/5/13/chartex" xmlns:cx8="http://schemas.microsoft.com/office/drawing/2016/5/14/chartex" xmlns:mc="http://schemas.openxmlformats.org/markup-compatibility/2006" xmlns:aink="http://schemas.microsoft.com/office/drawing/2016/ink" xmlns:am3d="http://schemas.microsoft.com/office/drawing/2017/model3d" xmlns:o="urn:schemas-microsoft-com:office:office" xmlns:oel="http://schemas.microsoft.com/office/2019/extlst" xmlns:r="http://schemas.openxmlformats.org/officeDocument/2006/relationships" xmlns:m="http://schemas.openxmlformats.org/officeDocument/2006/math" xmlns:v="urn:schemas-microsoft-com:vml" xmlns:wp14="http://schemas.microsoft.com/office/word/2010/wordprocessingDrawing" xmlns:wp="http://schemas.openxmlformats.org/drawingml/2006/wordprocessingDrawing" xmlns:w10="urn:schemas-microsoft-com:office:word" xmlns:w="http://schemas.openxmlformats.org/wordprocessingml/2006/main" xmlns:w14="http://schemas.microsoft.com/office/word/2010/wordml" xmlns:w15="http://schemas.microsoft.com/office/word/2012/wordml" xmlns:w16cei="http://schemas.microsoft.com/office/word/2026/wordml/cei" xmlns:w16cex="http://schemas.microsoft.com/office/word/2018/wordml/cex" xmlns:w16cid="http://schemas.microsoft.com/office/word/2016/wordml/cid" xmlns:w16="http://schemas.microsoft.com/office/word/2018/wordml" xmlns:w16du="http://schemas.microsoft.com/office/word/2023/wordml/word16du" xmlns:w16sdtdh="http://schemas.microsoft.com/office/word/2020/wordml/sdtdatahash" xmlns:w16sdtfl="http://schemas.microsoft.com/office/word/2024/wordml/sdtformatlock" xmlns:w16se="http://schemas.microsoft.com/office/word/2015/wordml/symex" xmlns:wpg="http://schemas.microsoft.com/office/word/2010/wordprocessingGroup" xmlns:wpi="http://schemas.microsoft.com/office/word/2010/wordprocessingInk" xmlns:wne="http://schemas.microsoft.com/office/word/2006/wordml" xmlns:wps="http://schemas.microsoft.com/office/word/2010/wordprocessingShape" mc:Ignorable="w14 w15 w16se w16cid w16 w16cex w16sdtdh w16sdtfl w16du wp14">
   <w:abstractNum w:abstractNumId="0" w15:restartNumberingAfterBreak="0">
-    <w:nsid w:val="769574C2"/>
+    <w:nsid w:val="26233376"/>
     <w:multiLevelType w:val="multilevel"/>
-    <w:tmpl w:val="6EEA8E22"/>
+    <w:tmpl w:val="E06A04A0"/>
     <w:lvl w:ilvl="0">
       <w:start w:val="1"/>
       <w:numFmt w:val="bullet"/>
@@ -2063,7 +2695,159 @@
       </w:rPr>
     </w:lvl>
   </w:abstractNum>
+  <w:abstractNum w:abstractNumId="1" w15:restartNumberingAfterBreak="0">
+    <w:nsid w:val="769574C2"/>
+    <w:multiLevelType w:val="multilevel"/>
+    <w:tmpl w:val="6EEA8E22"/>
+    <w:lvl w:ilvl="0">
+      <w:start w:val="1"/>
+      <w:numFmt w:val="bullet"/>
+      <w:lvlText w:val=""/>
+      <w:lvlJc w:val="left"/>
+      <w:pPr>
+        <w:tabs>
+          <w:tab w:val="num" w:pos="720"/>
+        </w:tabs>
+        <w:ind w:left="720" w:hanging="360"/>
+      </w:pPr>
+      <w:rPr>
+        <w:rFonts w:ascii="Symbol" w:hAnsi="Symbol" w:hint="default"/>
+        <w:sz w:val="20"/>
+      </w:rPr>
+    </w:lvl>
+    <w:lvl w:ilvl="1" w:tentative="1">
+      <w:start w:val="1"/>
+      <w:numFmt w:val="bullet"/>
+      <w:lvlText w:val="o"/>
+      <w:lvlJc w:val="left"/>
+      <w:pPr>
+        <w:tabs>
+          <w:tab w:val="num" w:pos="1440"/>
+        </w:tabs>
+        <w:ind w:left="1440" w:hanging="360"/>
+      </w:pPr>
+      <w:rPr>
+        <w:rFonts w:ascii="Courier New" w:hAnsi="Courier New" w:hint="default"/>
+        <w:sz w:val="20"/>
+      </w:rPr>
+    </w:lvl>
+    <w:lvl w:ilvl="2" w:tentative="1">
+      <w:start w:val="1"/>
+      <w:numFmt w:val="bullet"/>
+      <w:lvlText w:val=""/>
+      <w:lvlJc w:val="left"/>
+      <w:pPr>
+        <w:tabs>
+          <w:tab w:val="num" w:pos="2160"/>
+        </w:tabs>
+        <w:ind w:left="2160" w:hanging="360"/>
+      </w:pPr>
+      <w:rPr>
+        <w:rFonts w:ascii="Wingdings" w:hAnsi="Wingdings" w:hint="default"/>
+        <w:sz w:val="20"/>
+      </w:rPr>
+    </w:lvl>
+    <w:lvl w:ilvl="3" w:tentative="1">
+      <w:start w:val="1"/>
+      <w:numFmt w:val="bullet"/>
+      <w:lvlText w:val=""/>
+      <w:lvlJc w:val="left"/>
+      <w:pPr>
+        <w:tabs>
+          <w:tab w:val="num" w:pos="2880"/>
+        </w:tabs>
+        <w:ind w:left="2880" w:hanging="360"/>
+      </w:pPr>
+      <w:rPr>
+        <w:rFonts w:ascii="Wingdings" w:hAnsi="Wingdings" w:hint="default"/>
+        <w:sz w:val="20"/>
+      </w:rPr>
+    </w:lvl>
+    <w:lvl w:ilvl="4" w:tentative="1">
+      <w:start w:val="1"/>
+      <w:numFmt w:val="bullet"/>
+      <w:lvlText w:val=""/>
+      <w:lvlJc w:val="left"/>
+      <w:pPr>
+        <w:tabs>
+          <w:tab w:val="num" w:pos="3600"/>
+        </w:tabs>
+        <w:ind w:left="3600" w:hanging="360"/>
+      </w:pPr>
+      <w:rPr>
+        <w:rFonts w:ascii="Wingdings" w:hAnsi="Wingdings" w:hint="default"/>
+        <w:sz w:val="20"/>
+      </w:rPr>
+    </w:lvl>
+    <w:lvl w:ilvl="5" w:tentative="1">
+      <w:start w:val="1"/>
+      <w:numFmt w:val="bullet"/>
+      <w:lvlText w:val=""/>
+      <w:lvlJc w:val="left"/>
+      <w:pPr>
+        <w:tabs>
+          <w:tab w:val="num" w:pos="4320"/>
+        </w:tabs>
+        <w:ind w:left="4320" w:hanging="360"/>
+      </w:pPr>
+      <w:rPr>
+        <w:rFonts w:ascii="Wingdings" w:hAnsi="Wingdings" w:hint="default"/>
+        <w:sz w:val="20"/>
+      </w:rPr>
+    </w:lvl>
+    <w:lvl w:ilvl="6" w:tentative="1">
+      <w:start w:val="1"/>
+      <w:numFmt w:val="bullet"/>
+      <w:lvlText w:val=""/>
+      <w:lvlJc w:val="left"/>
+      <w:pPr>
+        <w:tabs>
+          <w:tab w:val="num" w:pos="5040"/>
+        </w:tabs>
+        <w:ind w:left="5040" w:hanging="360"/>
+      </w:pPr>
+      <w:rPr>
+        <w:rFonts w:ascii="Wingdings" w:hAnsi="Wingdings" w:hint="default"/>
+        <w:sz w:val="20"/>
+      </w:rPr>
+    </w:lvl>
+    <w:lvl w:ilvl="7" w:tentative="1">
+      <w:start w:val="1"/>
+      <w:numFmt w:val="bullet"/>
+      <w:lvlText w:val=""/>
+      <w:lvlJc w:val="left"/>
+      <w:pPr>
+        <w:tabs>
+          <w:tab w:val="num" w:pos="5760"/>
+        </w:tabs>
+        <w:ind w:left="5760" w:hanging="360"/>
+      </w:pPr>
+      <w:rPr>
+        <w:rFonts w:ascii="Wingdings" w:hAnsi="Wingdings" w:hint="default"/>
+        <w:sz w:val="20"/>
+      </w:rPr>
+    </w:lvl>
+    <w:lvl w:ilvl="8" w:tentative="1">
+      <w:start w:val="1"/>
+      <w:numFmt w:val="bullet"/>
+      <w:lvlText w:val=""/>
+      <w:lvlJc w:val="left"/>
+      <w:pPr>
+        <w:tabs>
+          <w:tab w:val="num" w:pos="6480"/>
+        </w:tabs>
+        <w:ind w:left="6480" w:hanging="360"/>
+      </w:pPr>
+      <w:rPr>
+        <w:rFonts w:ascii="Wingdings" w:hAnsi="Wingdings" w:hint="default"/>
+        <w:sz w:val="20"/>
+      </w:rPr>
+    </w:lvl>
+  </w:abstractNum>
   <w:num w:numId="1" w16cid:durableId="690565667">
+    <w:abstractNumId w:val="1"/>
+  </w:num>
+  <w:num w:numId="2" w16cid:durableId="1452048149">
     <w:abstractNumId w:val="0"/>
   </w:num>
 </w:numbering>

--- a/Design/MVP Level 1 - Conversations/2026-08-27 Design Conversations.docx
+++ b/Design/MVP Level 1 - Conversations/2026-08-27 Design Conversations.docx
@@ -342,7 +342,61 @@
           <w14:ligatures w14:val="none"/>
         </w:rPr>
         <w:lastRenderedPageBreak/>
-        <w:t>Ok, did you confirm that the demo script will give us all sorts of human-readable evidence (generates outputs that humans will quickly glance at and recognize 'oh yeah, this is working well') of successful use of the device - depending on the MVP settings chosen, this could be things like plots of data, before/after settings evidence that are then reverted, reads of data and instructions to the human how they could verify that it's correct by looking at the device, etc, etc, etc?</w:t>
+        <w:t xml:space="preserve">Ok, did you confirm that the demo script will give us all sorts of human-readable evidence (generates outputs that humans will quickly glance at and recognize 'oh yeah, this is working well') of successful use of the device - depending on the MVP settings chosen, this could be things like plots of data, before/after settings evidence that are then reverted, reads of data and instructions to the human how they could verify that it's correct by looking at the device, </w:t>
+      </w:r>
+      <w:proofErr w:type="spellStart"/>
+      <w:r>
+        <w:rPr>
+          <w:rFonts w:ascii="Times New Roman" w:eastAsia="Times New Roman" w:hAnsi="Times New Roman" w:cs="Times New Roman"/>
+          <w:kern w:val="0"/>
+          <w14:ligatures w14:val="none"/>
+        </w:rPr>
+        <w:t>etc</w:t>
+      </w:r>
+      <w:proofErr w:type="spellEnd"/>
+      <w:r>
+        <w:rPr>
+          <w:rFonts w:ascii="Times New Roman" w:eastAsia="Times New Roman" w:hAnsi="Times New Roman" w:cs="Times New Roman"/>
+          <w:kern w:val="0"/>
+          <w14:ligatures w14:val="none"/>
+        </w:rPr>
+        <w:t xml:space="preserve">, </w:t>
+      </w:r>
+      <w:proofErr w:type="spellStart"/>
+      <w:r>
+        <w:rPr>
+          <w:rFonts w:ascii="Times New Roman" w:eastAsia="Times New Roman" w:hAnsi="Times New Roman" w:cs="Times New Roman"/>
+          <w:kern w:val="0"/>
+          <w14:ligatures w14:val="none"/>
+        </w:rPr>
+        <w:t>etc</w:t>
+      </w:r>
+      <w:proofErr w:type="spellEnd"/>
+      <w:r>
+        <w:rPr>
+          <w:rFonts w:ascii="Times New Roman" w:eastAsia="Times New Roman" w:hAnsi="Times New Roman" w:cs="Times New Roman"/>
+          <w:kern w:val="0"/>
+          <w14:ligatures w14:val="none"/>
+        </w:rPr>
+        <w:t xml:space="preserve">, </w:t>
+      </w:r>
+      <w:proofErr w:type="spellStart"/>
+      <w:r>
+        <w:rPr>
+          <w:rFonts w:ascii="Times New Roman" w:eastAsia="Times New Roman" w:hAnsi="Times New Roman" w:cs="Times New Roman"/>
+          <w:kern w:val="0"/>
+          <w14:ligatures w14:val="none"/>
+        </w:rPr>
+        <w:t>etc</w:t>
+      </w:r>
+      <w:proofErr w:type="spellEnd"/>
+      <w:r>
+        <w:rPr>
+          <w:rFonts w:ascii="Times New Roman" w:eastAsia="Times New Roman" w:hAnsi="Times New Roman" w:cs="Times New Roman"/>
+          <w:kern w:val="0"/>
+          <w14:ligatures w14:val="none"/>
+        </w:rPr>
+        <w:t>?</w:t>
       </w:r>
     </w:p>
     <w:p>
@@ -2232,7 +2286,25 @@
           <w:kern w:val="0"/>
           <w14:ligatures w14:val="none"/>
         </w:rPr>
-        <w:t>And, your number one job is to make that all true. So you need to test the stuff you write well - I don't want to have something that looks like it works, and then it doesn't! That's kind of miserable if we offload this work to an agent, it makes code that looks like it works but that we don't really know how to edit because it's so complex, and then we try to use the code and it doesn't work. We want what you make to be tested, well written, documented, editable within reason, etc.</w:t>
+        <w:t xml:space="preserve">And, your number one job is to make that all true. </w:t>
+      </w:r>
+      <w:proofErr w:type="gramStart"/>
+      <w:r>
+        <w:rPr>
+          <w:rFonts w:ascii="Times New Roman" w:eastAsia="Times New Roman" w:hAnsi="Times New Roman" w:cs="Times New Roman"/>
+          <w:kern w:val="0"/>
+          <w14:ligatures w14:val="none"/>
+        </w:rPr>
+        <w:t>So</w:t>
+      </w:r>
+      <w:proofErr w:type="gramEnd"/>
+      <w:r>
+        <w:rPr>
+          <w:rFonts w:ascii="Times New Roman" w:eastAsia="Times New Roman" w:hAnsi="Times New Roman" w:cs="Times New Roman"/>
+          <w:kern w:val="0"/>
+          <w14:ligatures w14:val="none"/>
+        </w:rPr>
+        <w:t xml:space="preserve"> you need to test the stuff you write well - I don't want to have something that looks like it works, and then it doesn't! That's kind of miserable if we offload this work to an agent, it makes code that looks like it works but that we don't really know how to edit because it's so complex, and then we try to use the code and it doesn't work. We want what you make to be tested, well written, documented, editable within reason, etc.</w:t>
       </w:r>
     </w:p>
     <w:p>
@@ -2531,6 +2603,290 @@
           <w14:ligatures w14:val="none"/>
         </w:rPr>
         <w:t>It also now requires the agent to clearly distinguish real evidence from anything untested or merely plausible.</w:t>
+      </w:r>
+    </w:p>
+    <w:p/>
+    <w:p/>
+    <w:p/>
+    <w:p/>
+    <w:p>
+      <w:pPr>
+        <w:spacing w:after="0" w:line="240" w:lineRule="auto"/>
+        <w:rPr>
+          <w:rFonts w:ascii="Times New Roman" w:eastAsia="Times New Roman" w:hAnsi="Times New Roman" w:cs="Times New Roman"/>
+          <w:kern w:val="0"/>
+          <w14:ligatures w14:val="none"/>
+        </w:rPr>
+      </w:pPr>
+      <w:r>
+        <w:rPr>
+          <w:rFonts w:ascii="Times New Roman" w:eastAsia="Times New Roman" w:hAnsi="Times New Roman" w:cs="Times New Roman"/>
+          <w:kern w:val="0"/>
+          <w14:ligatures w14:val="none"/>
+        </w:rPr>
+        <w:t>I feel this as written is way too cautious about writes to the device. In most cases, we do need a package that does settings writes and method calls as well as settings reads, so don't shy in this stage from doing writes for testing, even if you hadn't been doing them before - just revert whatever settings you end up changing, and be strategic not to change settings that could brick the device. After all, the goal of MVP is to make something useful, which usually includes capability of doing some writes to the device.</w:t>
+      </w:r>
+    </w:p>
+    <w:p>
+      <w:pPr>
+        <w:spacing w:before="100" w:beforeAutospacing="1" w:after="100" w:afterAutospacing="1" w:line="240" w:lineRule="auto"/>
+        <w:outlineLvl w:val="5"/>
+        <w:rPr>
+          <w:rFonts w:ascii="Times New Roman" w:eastAsia="Times New Roman" w:hAnsi="Times New Roman" w:cs="Times New Roman"/>
+          <w:b/>
+          <w:bCs/>
+          <w:kern w:val="0"/>
+          <w:sz w:val="15"/>
+          <w:szCs w:val="15"/>
+          <w14:ligatures w14:val="none"/>
+        </w:rPr>
+      </w:pPr>
+      <w:r>
+        <w:rPr>
+          <w:rFonts w:ascii="Times New Roman" w:eastAsia="Times New Roman" w:hAnsi="Times New Roman" w:cs="Times New Roman"/>
+          <w:b/>
+          <w:bCs/>
+          <w:kern w:val="0"/>
+          <w:sz w:val="15"/>
+          <w:szCs w:val="15"/>
+          <w14:ligatures w14:val="none"/>
+        </w:rPr>
+        <w:t>The assistant said:</w:t>
+      </w:r>
+    </w:p>
+    <w:p>
+      <w:pPr>
+        <w:spacing w:after="0" w:line="240" w:lineRule="auto"/>
+        <w:rPr>
+          <w:rFonts w:ascii="Times New Roman" w:eastAsia="Times New Roman" w:hAnsi="Times New Roman" w:cs="Times New Roman"/>
+          <w:kern w:val="0"/>
+          <w14:ligatures w14:val="none"/>
+        </w:rPr>
+      </w:pPr>
+      <w:r>
+        <w:rPr>
+          <w:rFonts w:ascii="Times New Roman" w:eastAsia="Times New Roman" w:hAnsi="Times New Roman" w:cs="Times New Roman"/>
+          <w:kern w:val="0"/>
+          <w14:ligatures w14:val="none"/>
+        </w:rPr>
+        <w:t>Thought for 3s</w:t>
+      </w:r>
+    </w:p>
+    <w:p>
+      <w:pPr>
+        <w:spacing w:before="100" w:beforeAutospacing="1" w:after="100" w:afterAutospacing="1" w:line="240" w:lineRule="auto"/>
+        <w:rPr>
+          <w:rFonts w:ascii="Times New Roman" w:eastAsia="Times New Roman" w:hAnsi="Times New Roman" w:cs="Times New Roman"/>
+          <w:kern w:val="0"/>
+          <w14:ligatures w14:val="none"/>
+        </w:rPr>
+      </w:pPr>
+      <w:r>
+        <w:rPr>
+          <w:rFonts w:ascii="Times New Roman" w:eastAsia="Times New Roman" w:hAnsi="Times New Roman" w:cs="Times New Roman"/>
+          <w:kern w:val="0"/>
+          <w14:ligatures w14:val="none"/>
+        </w:rPr>
+        <w:t xml:space="preserve">I’ll update the </w:t>
+      </w:r>
+      <w:r>
+        <w:rPr>
+          <w:rFonts w:ascii="Times New Roman" w:eastAsia="Times New Roman" w:hAnsi="Times New Roman" w:cs="Times New Roman"/>
+          <w:b/>
+          <w:bCs/>
+          <w:kern w:val="0"/>
+          <w14:ligatures w14:val="none"/>
+        </w:rPr>
+        <w:t>agent instructions</w:t>
+      </w:r>
+      <w:r>
+        <w:rPr>
+          <w:rFonts w:ascii="Times New Roman" w:eastAsia="Times New Roman" w:hAnsi="Times New Roman" w:cs="Times New Roman"/>
+          <w:kern w:val="0"/>
+          <w14:ligatures w14:val="none"/>
+        </w:rPr>
+        <w:t xml:space="preserve"> so MVP Level 1 treats safe, reversible device writes as expected testing work rather than something to avoid by default.</w:t>
+      </w:r>
+    </w:p>
+    <w:p>
+      <w:pPr>
+        <w:spacing w:before="100" w:beforeAutospacing="1" w:after="100" w:afterAutospacing="1" w:line="240" w:lineRule="auto"/>
+        <w:rPr>
+          <w:rFonts w:ascii="Times New Roman" w:eastAsia="Times New Roman" w:hAnsi="Times New Roman" w:cs="Times New Roman"/>
+          <w:kern w:val="0"/>
+          <w14:ligatures w14:val="none"/>
+        </w:rPr>
+      </w:pPr>
+      <w:r>
+        <w:rPr>
+          <w:rFonts w:ascii="Times New Roman" w:eastAsia="Times New Roman" w:hAnsi="Times New Roman" w:cs="Times New Roman"/>
+          <w:kern w:val="0"/>
+          <w14:ligatures w14:val="none"/>
+        </w:rPr>
+        <w:t>I’m applying a targeted edit that preserves the current workflow but changes the write policy and evidence expectations.</w:t>
+      </w:r>
+    </w:p>
+    <w:p>
+      <w:pPr>
+        <w:spacing w:after="0" w:line="240" w:lineRule="auto"/>
+        <w:rPr>
+          <w:rFonts w:ascii="Times New Roman" w:eastAsia="Times New Roman" w:hAnsi="Times New Roman" w:cs="Times New Roman"/>
+          <w:kern w:val="0"/>
+          <w14:ligatures w14:val="none"/>
+        </w:rPr>
+      </w:pPr>
+      <w:r>
+        <w:rPr>
+          <w:rFonts w:ascii="Times New Roman" w:eastAsia="Times New Roman" w:hAnsi="Times New Roman" w:cs="Times New Roman"/>
+          <w:kern w:val="0"/>
+          <w14:ligatures w14:val="none"/>
+        </w:rPr>
+        <w:t>Updated instructions</w:t>
+      </w:r>
+    </w:p>
+    <w:p>
+      <w:pPr>
+        <w:spacing w:after="0" w:line="240" w:lineRule="auto"/>
+        <w:rPr>
+          <w:rFonts w:ascii="Times New Roman" w:eastAsia="Times New Roman" w:hAnsi="Times New Roman" w:cs="Times New Roman"/>
+          <w:kern w:val="0"/>
+          <w14:ligatures w14:val="none"/>
+        </w:rPr>
+      </w:pPr>
+      <w:r>
+        <w:rPr>
+          <w:rFonts w:ascii="Times New Roman" w:eastAsia="Times New Roman" w:hAnsi="Times New Roman" w:cs="Times New Roman"/>
+          <w:kern w:val="0"/>
+          <w14:ligatures w14:val="none"/>
+        </w:rPr>
+        <w:t>Summary of changes</w:t>
+      </w:r>
+    </w:p>
+    <w:p>
+      <w:pPr>
+        <w:spacing w:before="100" w:beforeAutospacing="1" w:after="100" w:afterAutospacing="1" w:line="240" w:lineRule="auto"/>
+        <w:rPr>
+          <w:rFonts w:ascii="Times New Roman" w:eastAsia="Times New Roman" w:hAnsi="Times New Roman" w:cs="Times New Roman"/>
+          <w:kern w:val="0"/>
+          <w14:ligatures w14:val="none"/>
+        </w:rPr>
+      </w:pPr>
+      <w:r>
+        <w:rPr>
+          <w:rFonts w:ascii="Times New Roman" w:eastAsia="Times New Roman" w:hAnsi="Times New Roman" w:cs="Times New Roman"/>
+          <w:kern w:val="0"/>
+          <w14:ligatures w14:val="none"/>
+        </w:rPr>
+        <w:t>Updated the MVP feature-selection guidance to expect safe, reversible settings writes and method calls when they make the package useful and verifiable.</w:t>
+      </w:r>
+    </w:p>
+    <w:p>
+      <w:pPr>
+        <w:spacing w:before="100" w:beforeAutospacing="1" w:after="100" w:afterAutospacing="1" w:line="240" w:lineRule="auto"/>
+        <w:rPr>
+          <w:rFonts w:ascii="Times New Roman" w:eastAsia="Times New Roman" w:hAnsi="Times New Roman" w:cs="Times New Roman"/>
+          <w:kern w:val="0"/>
+          <w14:ligatures w14:val="none"/>
+        </w:rPr>
+      </w:pPr>
+      <w:r>
+        <w:rPr>
+          <w:rFonts w:ascii="Times New Roman" w:eastAsia="Times New Roman" w:hAnsi="Times New Roman" w:cs="Times New Roman"/>
+          <w:kern w:val="0"/>
+          <w14:ligatures w14:val="none"/>
+        </w:rPr>
+        <w:t>Added explicit before/write/readback/restore expectations for demonstration-only setting changes.</w:t>
+      </w:r>
+    </w:p>
+    <w:p>
+      <w:pPr>
+        <w:spacing w:before="100" w:beforeAutospacing="1" w:after="100" w:afterAutospacing="1" w:line="240" w:lineRule="auto"/>
+        <w:rPr>
+          <w:rFonts w:ascii="Times New Roman" w:eastAsia="Times New Roman" w:hAnsi="Times New Roman" w:cs="Times New Roman"/>
+          <w:kern w:val="0"/>
+          <w14:ligatures w14:val="none"/>
+        </w:rPr>
+      </w:pPr>
+      <w:r>
+        <w:rPr>
+          <w:rFonts w:ascii="Times New Roman" w:eastAsia="Times New Roman" w:hAnsi="Times New Roman" w:cs="Times New Roman"/>
+          <w:kern w:val="0"/>
+          <w14:ligatures w14:val="none"/>
+        </w:rPr>
+        <w:lastRenderedPageBreak/>
+        <w:t>Clarified that unsafe, destructive, calibration, firmware, irreversible, or device-bricking writes remain out of scope unless explicitly authorized.</w:t>
+      </w:r>
+    </w:p>
+    <w:p>
+      <w:pPr>
+        <w:spacing w:before="100" w:beforeAutospacing="1" w:after="100" w:afterAutospacing="1" w:line="240" w:lineRule="auto"/>
+        <w:rPr>
+          <w:rFonts w:ascii="Times New Roman" w:eastAsia="Times New Roman" w:hAnsi="Times New Roman" w:cs="Times New Roman"/>
+          <w:kern w:val="0"/>
+          <w14:ligatures w14:val="none"/>
+        </w:rPr>
+      </w:pPr>
+      <w:r>
+        <w:rPr>
+          <w:rFonts w:ascii="Times New Roman" w:eastAsia="Times New Roman" w:hAnsi="Times New Roman" w:cs="Times New Roman"/>
+          <w:kern w:val="0"/>
+          <w14:ligatures w14:val="none"/>
+        </w:rPr>
+        <w:t xml:space="preserve">The draft now better reflects the MVP goal: </w:t>
+      </w:r>
+      <w:r>
+        <w:rPr>
+          <w:rFonts w:ascii="Times New Roman" w:eastAsia="Times New Roman" w:hAnsi="Times New Roman" w:cs="Times New Roman"/>
+          <w:b/>
+          <w:bCs/>
+          <w:kern w:val="0"/>
+          <w14:ligatures w14:val="none"/>
+        </w:rPr>
+        <w:t>safe, useful write capability is expected</w:t>
+      </w:r>
+      <w:r>
+        <w:rPr>
+          <w:rFonts w:ascii="Times New Roman" w:eastAsia="Times New Roman" w:hAnsi="Times New Roman" w:cs="Times New Roman"/>
+          <w:kern w:val="0"/>
+          <w14:ligatures w14:val="none"/>
+        </w:rPr>
+        <w:t>, not avoided, as long as writes are documented, strategic, reversible when used for demonstration, and verified with readback or observable evidence.</w:t>
+      </w:r>
+    </w:p>
+    <w:p>
+      <w:pPr>
+        <w:spacing w:before="100" w:beforeAutospacing="1" w:after="100" w:afterAutospacing="1" w:line="240" w:lineRule="auto"/>
+        <w:rPr>
+          <w:rFonts w:ascii="Times New Roman" w:eastAsia="Times New Roman" w:hAnsi="Times New Roman" w:cs="Times New Roman"/>
+          <w:kern w:val="0"/>
+          <w14:ligatures w14:val="none"/>
+        </w:rPr>
+      </w:pPr>
+      <w:r>
+        <w:rPr>
+          <w:rFonts w:ascii="Times New Roman" w:eastAsia="Times New Roman" w:hAnsi="Times New Roman" w:cs="Times New Roman"/>
+          <w:kern w:val="0"/>
+          <w14:ligatures w14:val="none"/>
+        </w:rPr>
+        <w:t xml:space="preserve">Because this agent already has a live version, click </w:t>
+      </w:r>
+      <w:r>
+        <w:rPr>
+          <w:rFonts w:ascii="Times New Roman" w:eastAsia="Times New Roman" w:hAnsi="Times New Roman" w:cs="Times New Roman"/>
+          <w:b/>
+          <w:bCs/>
+          <w:kern w:val="0"/>
+          <w14:ligatures w14:val="none"/>
+        </w:rPr>
+        <w:t>Update</w:t>
+      </w:r>
+      <w:r>
+        <w:rPr>
+          <w:rFonts w:ascii="Times New Roman" w:eastAsia="Times New Roman" w:hAnsi="Times New Roman" w:cs="Times New Roman"/>
+          <w:kern w:val="0"/>
+          <w14:ligatures w14:val="none"/>
+        </w:rPr>
+        <w:t xml:space="preserve"> when you want this instruction change to apply to live runs.</w:t>
       </w:r>
     </w:p>
     <w:p/>
